--- a/zhs/docx/047.content.docx
+++ b/zhs/docx/047.content.docx
@@ -211,18 +211,12 @@
         </w:rPr>
         <w:t>"</w:t>
       </w:r>
-      <w:hyperlink r:id="rId13">
-        <w:r>
-          <w:rPr>
-            <w:lang w:val="zh_CN" w:bidi="zh_CN"/>
-          </w:rPr>
-          <w:rPr>
-            <w:color w:val="0000EE"/>
-            <w:u w:val="single"/>
-          </w:rPr>
-          <w:t>基督</w:t>
-        </w:r>
-      </w:hyperlink>
+      <w:r>
+        <w:rPr>
+          <w:lang w:val="zh_CN" w:bidi="zh_CN"/>
+        </w:rPr>
+        <w:t>基督</w:t>
+      </w:r>
       <w:r>
         <w:rPr>
           <w:lang w:val="zh_CN" w:bidi="zh_CN"/>
@@ -242,77 +236,29 @@
         </w:rPr>
         <w:t>这个词是相同的。 基督是</w:t>
       </w:r>
-      <w:hyperlink r:id="rId14">
-        <w:r>
-          <w:rPr>
-            <w:lang w:val="zh_CN" w:bidi="zh_CN"/>
-          </w:rPr>
-          <w:rPr>
-            <w:color w:val="0000EE"/>
-            <w:u w:val="single"/>
-          </w:rPr>
-          <w:t>希腊</w:t>
-        </w:r>
-      </w:hyperlink>
-      <w:r>
-        <w:rPr>
-          <w:lang w:val="zh_CN" w:bidi="zh_CN"/>
-        </w:rPr>
-        <w:t>文，弥赛亚是</w:t>
-      </w:r>
-      <w:hyperlink r:id="rId15">
-        <w:r>
-          <w:rPr>
-            <w:lang w:val="zh_CN" w:bidi="zh_CN"/>
-          </w:rPr>
-          <w:rPr>
-            <w:color w:val="0000EE"/>
-            <w:u w:val="single"/>
-          </w:rPr>
-          <w:t>希伯来文</w:t>
-        </w:r>
-      </w:hyperlink>
-      <w:r>
-        <w:rPr>
-          <w:lang w:val="zh_CN" w:bidi="zh_CN"/>
-        </w:rPr>
-        <w:t>中的同一个词。希腊语是新约的语言，希伯来语是旧约的语言。 弥赛亚这个词指的是神应许要差来的那位特别的</w:t>
-      </w:r>
-      <w:hyperlink r:id="rId16">
-        <w:r>
-          <w:rPr>
-            <w:lang w:val="zh_CN" w:bidi="zh_CN"/>
-          </w:rPr>
-          <w:rPr>
-            <w:color w:val="0000EE"/>
-            <w:u w:val="single"/>
-          </w:rPr>
-          <w:t>王</w:t>
-        </w:r>
-      </w:hyperlink>
-      <w:r>
-        <w:rPr>
-          <w:lang w:val="zh_CN" w:bidi="zh_CN"/>
-        </w:rPr>
-        <w:t>和</w:t>
-      </w:r>
-      <w:hyperlink r:id="rId17">
-        <w:r>
-          <w:rPr>
-            <w:lang w:val="zh_CN" w:bidi="zh_CN"/>
-          </w:rPr>
-          <w:rPr>
-            <w:color w:val="0000EE"/>
-            <w:u w:val="single"/>
-          </w:rPr>
-          <w:t>救主</w:t>
-        </w:r>
-      </w:hyperlink>
-      <w:r>
-        <w:rPr>
-          <w:lang w:val="zh_CN" w:bidi="zh_CN"/>
-        </w:rPr>
-        <w:t>。</w:t>
+      <w:r>
+        <w:rPr>
+          <w:lang w:val="zh_CN" w:bidi="zh_CN"/>
+        </w:rPr>
+        <w:t>希腊</w:t>
+      </w:r>
+      <w:r>
+        <w:rPr>
+          <w:lang w:val="zh_CN" w:bidi="zh_CN"/>
+        </w:rPr>
+        <w:t>文，弥赛亚是希伯来文中的同一个词。希腊语是新约的语言，希伯来语是旧约的语言。 弥赛亚这个词指的是神应许要差来的那位特别的</w:t>
+      </w:r>
+      <w:r>
+        <w:rPr>
+          <w:lang w:val="zh_CN" w:bidi="zh_CN"/>
+        </w:rPr>
+        <w:t>王</w:t>
+      </w:r>
+      <w:r>
+        <w:rPr>
+          <w:lang w:val="zh_CN" w:bidi="zh_CN"/>
+        </w:rPr>
+        <w:t>和救主。</w:t>
       </w:r>
     </w:p>
     <w:p>
@@ -328,72 +274,48 @@
         </w:rPr>
         <w:t>弥赛亚的字面意思是</w:t>
       </w:r>
-      <w:hyperlink r:id="rId18">
-        <w:r>
-          <w:rPr>
-            <w:lang w:val="zh_CN" w:bidi="zh_CN"/>
-          </w:rPr>
-          <w:rPr>
-            <w:color w:val="0000EE"/>
-            <w:u w:val="single"/>
-          </w:rPr>
-          <w:t>受膏者</w:t>
-        </w:r>
-      </w:hyperlink>
+      <w:r>
+        <w:rPr>
+          <w:lang w:val="zh_CN" w:bidi="zh_CN"/>
+        </w:rPr>
+        <w:t>受膏者</w:t>
+      </w:r>
       <w:r>
         <w:rPr>
           <w:lang w:val="zh_CN" w:bidi="zh_CN"/>
         </w:rPr>
         <w:t>。这意味着另外一个人抹油在他们头上。这是一个记号，表明神给了这个人一项特殊的任务。 例如，在旧约中，神告诉</w:t>
       </w:r>
-      <w:hyperlink r:id="rId19">
-        <w:r>
-          <w:rPr>
-            <w:lang w:val="zh_CN" w:bidi="zh_CN"/>
-          </w:rPr>
-          <w:rPr>
-            <w:color w:val="0000EE"/>
-            <w:u w:val="single"/>
-          </w:rPr>
-          <w:t>先知</w:t>
-        </w:r>
-      </w:hyperlink>
+      <w:r>
+        <w:rPr>
+          <w:lang w:val="zh_CN" w:bidi="zh_CN"/>
+        </w:rPr>
+        <w:t>先知</w:t>
+      </w:r>
       <w:r>
         <w:rPr>
           <w:lang w:val="zh_CN" w:bidi="zh_CN"/>
         </w:rPr>
         <w:t>撒母耳，要抹油在</w:t>
       </w:r>
-      <w:hyperlink r:id="rId20">
-        <w:r>
-          <w:rPr>
-            <w:lang w:val="zh_CN" w:bidi="zh_CN"/>
-          </w:rPr>
-          <w:rPr>
-            <w:color w:val="0000EE"/>
-            <w:u w:val="single"/>
-          </w:rPr>
-          <w:t>大卫</w:t>
-        </w:r>
-      </w:hyperlink>
+      <w:r>
+        <w:rPr>
+          <w:lang w:val="zh_CN" w:bidi="zh_CN"/>
+        </w:rPr>
+        <w:t>大卫</w:t>
+      </w:r>
       <w:r>
         <w:rPr>
           <w:lang w:val="zh_CN" w:bidi="zh_CN"/>
         </w:rPr>
         <w:t>头上。这是一个记号，表明神拣选了大卫成为</w:t>
       </w:r>
-      <w:hyperlink r:id="rId21">
-        <w:r>
-          <w:rPr>
-            <w:lang w:val="zh_CN" w:bidi="zh_CN"/>
-          </w:rPr>
-          <w:rPr>
-            <w:color w:val="0000EE"/>
-            <w:u w:val="single"/>
-          </w:rPr>
-          <w:t>以色列</w:t>
-        </w:r>
-      </w:hyperlink>
+      <w:r>
+        <w:rPr>
+          <w:lang w:val="zh_CN" w:bidi="zh_CN"/>
+        </w:rPr>
+        <w:t>以色列</w:t>
+      </w:r>
       <w:r>
         <w:rPr>
           <w:lang w:val="zh_CN" w:bidi="zh_CN"/>
@@ -428,18 +350,12 @@
         </w:rPr>
         <w:t>大卫成为最受人喜爱的以色列王。但在大卫之后，又有其他人统治以色列，他们中的许多人不是好王。这些王带领百姓远离神，因此神必须惩罚百姓。以色列国被摧毁，并被其它</w:t>
       </w:r>
-      <w:hyperlink r:id="rId22">
-        <w:r>
-          <w:rPr>
-            <w:lang w:val="zh_CN" w:bidi="zh_CN"/>
-          </w:rPr>
-          <w:rPr>
-            <w:color w:val="0000EE"/>
-            <w:u w:val="single"/>
-          </w:rPr>
-          <w:t>国家</w:t>
-        </w:r>
-      </w:hyperlink>
+      <w:r>
+        <w:rPr>
+          <w:lang w:val="zh_CN" w:bidi="zh_CN"/>
+        </w:rPr>
+        <w:t>国家</w:t>
+      </w:r>
       <w:r>
         <w:rPr>
           <w:lang w:val="zh_CN" w:bidi="zh_CN"/>
@@ -454,23 +370,11 @@
           <w:lang w:val="zh_CN" w:bidi="zh_CN"/>
         </w:rPr>
       </w:r>
-      <w:hyperlink r:id="rId23">
-        <w:r>
-          <w:rPr>
-            <w:lang w:val="zh_CN" w:bidi="zh_CN"/>
-          </w:rPr>
-          <w:rPr>
-            <w:color w:val="0000EE"/>
-            <w:u w:val="single"/>
-          </w:rPr>
-          <w:t>以色列人</w:t>
-        </w:r>
-      </w:hyperlink>
-      <w:r>
-        <w:rPr>
-          <w:lang w:val="zh_CN" w:bidi="zh_CN"/>
-        </w:rPr>
-        <w:t>开始称神应许要差来的这个王为"弥赛亚"，即受膏者。</w:t>
+      <w:r>
+        <w:rPr>
+          <w:lang w:val="zh_CN" w:bidi="zh_CN"/>
+        </w:rPr>
+        <w:t>以色列人开始称神应许要差来的这个王为"弥赛亚"，即受膏者。</w:t>
       </w:r>
     </w:p>
     <w:p>
@@ -497,38 +401,14 @@
         <w:rPr>
           <w:lang w:val="zh_CN" w:bidi="zh_CN"/>
         </w:rPr>
-        <w:t>就是神应许要差来的弥赛亚。耶稣是大卫的</w:t>
-      </w:r>
-      <w:hyperlink r:id="rId24">
-        <w:r>
-          <w:rPr>
-            <w:lang w:val="zh_CN" w:bidi="zh_CN"/>
-          </w:rPr>
-          <w:rPr>
-            <w:color w:val="0000EE"/>
-            <w:u w:val="single"/>
-          </w:rPr>
-          <w:t>后裔</w:t>
-        </w:r>
-      </w:hyperlink>
-      <w:r>
-        <w:rPr>
-          <w:lang w:val="zh_CN" w:bidi="zh_CN"/>
-        </w:rPr>
-        <w:t>。耶稣证明了神借着祂非凡的大能和</w:t>
-      </w:r>
-      <w:hyperlink r:id="rId25">
-        <w:r>
-          <w:rPr>
-            <w:lang w:val="zh_CN" w:bidi="zh_CN"/>
-          </w:rPr>
-          <w:rPr>
-            <w:color w:val="0000EE"/>
-            <w:u w:val="single"/>
-          </w:rPr>
-          <w:t>权柄</w:t>
-        </w:r>
-      </w:hyperlink>
+        <w:t>就是神应许要差来的弥赛亚。耶稣是大卫的后裔。耶稣证明了神借着祂非凡的大能和</w:t>
+      </w:r>
+      <w:r>
+        <w:rPr>
+          <w:lang w:val="zh_CN" w:bidi="zh_CN"/>
+        </w:rPr>
+        <w:t>权柄</w:t>
+      </w:r>
       <w:r>
         <w:rPr>
           <w:lang w:val="zh_CN" w:bidi="zh_CN"/>
@@ -549,36 +429,24 @@
         </w:rPr>
         <w:t>耶稣几乎从不直接地对人们说："我是弥赛亚！"这是因为人们还没有真正知道耶稣是弥赛亚意味着什么。他们错误地相信弥赛亚会恢复以色列</w:t>
       </w:r>
-      <w:hyperlink r:id="rId26">
-        <w:r>
-          <w:rPr>
-            <w:lang w:val="zh_CN" w:bidi="zh_CN"/>
-          </w:rPr>
-          <w:rPr>
-            <w:color w:val="0000EE"/>
-            <w:u w:val="single"/>
-          </w:rPr>
-          <w:t>国</w:t>
-        </w:r>
-      </w:hyperlink>
+      <w:r>
+        <w:rPr>
+          <w:lang w:val="zh_CN" w:bidi="zh_CN"/>
+        </w:rPr>
+        <w:t>国</w:t>
+      </w:r>
       <w:r>
         <w:rPr>
           <w:lang w:val="zh_CN" w:bidi="zh_CN"/>
         </w:rPr>
         <w:t>，并把政治权力交还给他们。 耶稣反而自称是</w:t>
       </w:r>
-      <w:hyperlink r:id="rId27">
-        <w:r>
-          <w:rPr>
-            <w:lang w:val="zh_CN" w:bidi="zh_CN"/>
-          </w:rPr>
-          <w:rPr>
-            <w:color w:val="0000EE"/>
-            <w:u w:val="single"/>
-          </w:rPr>
-          <w:t>人子</w:t>
-        </w:r>
-      </w:hyperlink>
+      <w:r>
+        <w:rPr>
+          <w:lang w:val="zh_CN" w:bidi="zh_CN"/>
+        </w:rPr>
+        <w:t>人子</w:t>
+      </w:r>
       <w:r>
         <w:rPr>
           <w:lang w:val="zh_CN" w:bidi="zh_CN"/>
@@ -599,72 +467,36 @@
         </w:rPr>
         <w:t>耶稣从死里复活后，祂的</w:t>
       </w:r>
-      <w:hyperlink r:id="rId28">
-        <w:r>
-          <w:rPr>
-            <w:lang w:val="zh_CN" w:bidi="zh_CN"/>
-          </w:rPr>
-          <w:rPr>
-            <w:color w:val="0000EE"/>
-            <w:u w:val="single"/>
-          </w:rPr>
-          <w:t>门徒们</w:t>
-        </w:r>
-      </w:hyperlink>
+      <w:r>
+        <w:rPr>
+          <w:lang w:val="zh_CN" w:bidi="zh_CN"/>
+        </w:rPr>
+        <w:t>门徒们</w:t>
+      </w:r>
       <w:r>
         <w:rPr>
           <w:lang w:val="zh_CN" w:bidi="zh_CN"/>
         </w:rPr>
         <w:t>非常确定祂就是弥赛亚，他们开始与其他人分享这个</w:t>
       </w:r>
-      <w:hyperlink r:id="rId29">
-        <w:r>
-          <w:rPr>
-            <w:lang w:val="zh_CN" w:bidi="zh_CN"/>
-          </w:rPr>
-          <w:rPr>
-            <w:color w:val="0000EE"/>
-            <w:u w:val="single"/>
-          </w:rPr>
-          <w:t>好消息</w:t>
-        </w:r>
-      </w:hyperlink>
-      <w:r>
-        <w:rPr>
-          <w:lang w:val="zh_CN" w:bidi="zh_CN"/>
-        </w:rPr>
-        <w:t>。神差来了一位祂的</w:t>
-      </w:r>
-      <w:hyperlink r:id="rId17">
-        <w:r>
-          <w:rPr>
-            <w:lang w:val="zh_CN" w:bidi="zh_CN"/>
-          </w:rPr>
-          <w:rPr>
-            <w:color w:val="0000EE"/>
-            <w:u w:val="single"/>
-          </w:rPr>
-          <w:t>救主</w:t>
-        </w:r>
-      </w:hyperlink>
-      <w:r>
-        <w:rPr>
-          <w:lang w:val="zh_CN" w:bidi="zh_CN"/>
-        </w:rPr>
-        <w:t>！ 但耶稣不是一个只把人们从地上的政权中解救出来的救主。耶稣是救主，祂做了更多的事情，耶稣解救人们脱离</w:t>
-      </w:r>
-      <w:hyperlink r:id="rId30">
-        <w:r>
-          <w:rPr>
-            <w:lang w:val="zh_CN" w:bidi="zh_CN"/>
-          </w:rPr>
-          <w:rPr>
-            <w:color w:val="0000EE"/>
-            <w:u w:val="single"/>
-          </w:rPr>
-          <w:t>罪</w:t>
-        </w:r>
-      </w:hyperlink>
+      <w:r>
+        <w:rPr>
+          <w:lang w:val="zh_CN" w:bidi="zh_CN"/>
+        </w:rPr>
+        <w:t>好消息</w:t>
+      </w:r>
+      <w:r>
+        <w:rPr>
+          <w:lang w:val="zh_CN" w:bidi="zh_CN"/>
+        </w:rPr>
+        <w:t>。神差来了一位祂的救主！ 但耶稣不是一个只把人们从地上的政权中解救出来的救主。耶稣是救主，祂做了更多的事情，耶稣解救人们脱离</w:t>
+      </w:r>
+      <w:r>
+        <w:rPr>
+          <w:lang w:val="zh_CN" w:bidi="zh_CN"/>
+        </w:rPr>
+        <w:t>罪</w:t>
+      </w:r>
       <w:r>
         <w:rPr>
           <w:lang w:val="zh_CN" w:bidi="zh_CN"/>
@@ -811,7 +643,7 @@
           <w:lang w:val="zh_CN" w:bidi="zh_CN"/>
         </w:rPr>
       </w:r>
-      <w:hyperlink r:id="rId31">
+      <w:hyperlink r:id="rId13">
         <w:r>
           <w:rPr>
             <w:lang w:val="zh_CN" w:bidi="zh_CN"/>

--- a/zhs/docx/047.content.docx
+++ b/zhs/docx/047.content.docx
@@ -589,77 +589,6 @@
           <w:lang w:val="zh_CN" w:bidi="zh_CN"/>
         </w:rPr>
         <w:t>也许你的文化中有一个符号或仪式，人们用它来指定某人去完成一项特殊的任务。也许你可以使用这个词来翻译弥赛亚？</w:t>
-      </w:r>
-      <w:r>
-        <w:rPr>
-          <w:lang w:val="zh_CN" w:bidi="zh_CN"/>
-        </w:rPr>
-      </w:r>
-      <w:r>
-        <w:rPr>
-          <w:lang w:val="zh_CN" w:bidi="zh_CN"/>
-        </w:rPr>
-      </w:r>
-    </w:p>
-    <w:p>
-      <w:pPr/>
-      <w:r>
-        <w:rPr>
-          <w:lang w:val="zh_CN" w:bidi="zh_CN"/>
-        </w:rPr>
-      </w:r>
-    </w:p>
-    <w:p>
-      <w:pPr>
-        <w:pStyle w:val="Heading2"/>
-      </w:pPr>
-      <w:r>
-        <w:rPr>
-          <w:lang w:val="zh_CN" w:bidi="zh_CN"/>
-        </w:rPr>
-        <w:t>弥赛亚</w:t>
-      </w:r>
-      <w:r>
-        <w:rPr>
-          <w:lang w:val="zh_CN" w:bidi="zh_CN"/>
-        </w:rPr>
-      </w:r>
-    </w:p>
-    <w:p>
-      <w:pPr>
-        <w:pStyle w:val="Heading4"/>
-      </w:pPr>
-      <w:r>
-        <w:rPr>
-          <w:lang w:val="zh_CN" w:bidi="zh_CN"/>
-        </w:rPr>
-        <w:t>Audio Content</w:t>
-      </w:r>
-    </w:p>
-    <w:p>
-      <w:pPr/>
-      <w:r>
-        <w:rPr>
-          <w:lang w:val="zh_CN" w:bidi="zh_CN"/>
-        </w:rPr>
-      </w:r>
-      <w:hyperlink r:id="rId13">
-        <w:r>
-          <w:rPr>
-            <w:lang w:val="zh_CN" w:bidi="zh_CN"/>
-          </w:rPr>
-          <w:rPr>
-            <w:color w:val="0000EE"/>
-            <w:u w:val="single"/>
-          </w:rPr>
-          <w:t>mp3 file</w:t>
-        </w:r>
-      </w:hyperlink>
-      <w:r>
-        <w:rPr>
-          <w:lang w:val="zh_CN" w:bidi="zh_CN"/>
-        </w:rPr>
-        <w:t xml:space="preserve"> (None KB)</w:t>
       </w:r>
       <w:r>
         <w:rPr>

--- a/zhs/docx/047.content.docx
+++ b/zhs/docx/047.content.docx
@@ -211,12 +211,18 @@
         </w:rPr>
         <w:t>"</w:t>
       </w:r>
-      <w:r>
-        <w:rPr>
-          <w:lang w:val="zh_CN" w:bidi="zh_CN"/>
-        </w:rPr>
-        <w:t>基督</w:t>
-      </w:r>
+      <w:hyperlink r:id="rId13">
+        <w:r>
+          <w:rPr>
+            <w:lang w:val="zh_CN" w:bidi="zh_CN"/>
+          </w:rPr>
+          <w:rPr>
+            <w:color w:val="0000EE"/>
+            <w:u w:val="single"/>
+          </w:rPr>
+          <w:t>基督</w:t>
+        </w:r>
+      </w:hyperlink>
       <w:r>
         <w:rPr>
           <w:lang w:val="zh_CN" w:bidi="zh_CN"/>
@@ -236,29 +242,77 @@
         </w:rPr>
         <w:t>这个词是相同的。 基督是</w:t>
       </w:r>
-      <w:r>
-        <w:rPr>
-          <w:lang w:val="zh_CN" w:bidi="zh_CN"/>
-        </w:rPr>
-        <w:t>希腊</w:t>
-      </w:r>
-      <w:r>
-        <w:rPr>
-          <w:lang w:val="zh_CN" w:bidi="zh_CN"/>
-        </w:rPr>
-        <w:t>文，弥赛亚是希伯来文中的同一个词。希腊语是新约的语言，希伯来语是旧约的语言。 弥赛亚这个词指的是神应许要差来的那位特别的</w:t>
-      </w:r>
-      <w:r>
-        <w:rPr>
-          <w:lang w:val="zh_CN" w:bidi="zh_CN"/>
-        </w:rPr>
-        <w:t>王</w:t>
-      </w:r>
-      <w:r>
-        <w:rPr>
-          <w:lang w:val="zh_CN" w:bidi="zh_CN"/>
-        </w:rPr>
-        <w:t>和救主。</w:t>
+      <w:hyperlink r:id="rId14">
+        <w:r>
+          <w:rPr>
+            <w:lang w:val="zh_CN" w:bidi="zh_CN"/>
+          </w:rPr>
+          <w:rPr>
+            <w:color w:val="0000EE"/>
+            <w:u w:val="single"/>
+          </w:rPr>
+          <w:t>希腊</w:t>
+        </w:r>
+      </w:hyperlink>
+      <w:r>
+        <w:rPr>
+          <w:lang w:val="zh_CN" w:bidi="zh_CN"/>
+        </w:rPr>
+        <w:t>文，弥赛亚是</w:t>
+      </w:r>
+      <w:hyperlink r:id="rId15">
+        <w:r>
+          <w:rPr>
+            <w:lang w:val="zh_CN" w:bidi="zh_CN"/>
+          </w:rPr>
+          <w:rPr>
+            <w:color w:val="0000EE"/>
+            <w:u w:val="single"/>
+          </w:rPr>
+          <w:t>希伯来文</w:t>
+        </w:r>
+      </w:hyperlink>
+      <w:r>
+        <w:rPr>
+          <w:lang w:val="zh_CN" w:bidi="zh_CN"/>
+        </w:rPr>
+        <w:t>中的同一个词。希腊语是新约的语言，希伯来语是旧约的语言。 弥赛亚这个词指的是神应许要差来的那位特别的</w:t>
+      </w:r>
+      <w:hyperlink r:id="rId16">
+        <w:r>
+          <w:rPr>
+            <w:lang w:val="zh_CN" w:bidi="zh_CN"/>
+          </w:rPr>
+          <w:rPr>
+            <w:color w:val="0000EE"/>
+            <w:u w:val="single"/>
+          </w:rPr>
+          <w:t>王</w:t>
+        </w:r>
+      </w:hyperlink>
+      <w:r>
+        <w:rPr>
+          <w:lang w:val="zh_CN" w:bidi="zh_CN"/>
+        </w:rPr>
+        <w:t>和</w:t>
+      </w:r>
+      <w:hyperlink r:id="rId17">
+        <w:r>
+          <w:rPr>
+            <w:lang w:val="zh_CN" w:bidi="zh_CN"/>
+          </w:rPr>
+          <w:rPr>
+            <w:color w:val="0000EE"/>
+            <w:u w:val="single"/>
+          </w:rPr>
+          <w:t>救主</w:t>
+        </w:r>
+      </w:hyperlink>
+      <w:r>
+        <w:rPr>
+          <w:lang w:val="zh_CN" w:bidi="zh_CN"/>
+        </w:rPr>
+        <w:t>。</w:t>
       </w:r>
     </w:p>
     <w:p>
@@ -274,48 +328,72 @@
         </w:rPr>
         <w:t>弥赛亚的字面意思是</w:t>
       </w:r>
-      <w:r>
-        <w:rPr>
-          <w:lang w:val="zh_CN" w:bidi="zh_CN"/>
-        </w:rPr>
-        <w:t>受膏者</w:t>
-      </w:r>
+      <w:hyperlink r:id="rId18">
+        <w:r>
+          <w:rPr>
+            <w:lang w:val="zh_CN" w:bidi="zh_CN"/>
+          </w:rPr>
+          <w:rPr>
+            <w:color w:val="0000EE"/>
+            <w:u w:val="single"/>
+          </w:rPr>
+          <w:t>受膏者</w:t>
+        </w:r>
+      </w:hyperlink>
       <w:r>
         <w:rPr>
           <w:lang w:val="zh_CN" w:bidi="zh_CN"/>
         </w:rPr>
         <w:t>。这意味着另外一个人抹油在他们头上。这是一个记号，表明神给了这个人一项特殊的任务。 例如，在旧约中，神告诉</w:t>
       </w:r>
-      <w:r>
-        <w:rPr>
-          <w:lang w:val="zh_CN" w:bidi="zh_CN"/>
-        </w:rPr>
-        <w:t>先知</w:t>
-      </w:r>
+      <w:hyperlink r:id="rId19">
+        <w:r>
+          <w:rPr>
+            <w:lang w:val="zh_CN" w:bidi="zh_CN"/>
+          </w:rPr>
+          <w:rPr>
+            <w:color w:val="0000EE"/>
+            <w:u w:val="single"/>
+          </w:rPr>
+          <w:t>先知</w:t>
+        </w:r>
+      </w:hyperlink>
       <w:r>
         <w:rPr>
           <w:lang w:val="zh_CN" w:bidi="zh_CN"/>
         </w:rPr>
         <w:t>撒母耳，要抹油在</w:t>
       </w:r>
-      <w:r>
-        <w:rPr>
-          <w:lang w:val="zh_CN" w:bidi="zh_CN"/>
-        </w:rPr>
-        <w:t>大卫</w:t>
-      </w:r>
+      <w:hyperlink r:id="rId20">
+        <w:r>
+          <w:rPr>
+            <w:lang w:val="zh_CN" w:bidi="zh_CN"/>
+          </w:rPr>
+          <w:rPr>
+            <w:color w:val="0000EE"/>
+            <w:u w:val="single"/>
+          </w:rPr>
+          <w:t>大卫</w:t>
+        </w:r>
+      </w:hyperlink>
       <w:r>
         <w:rPr>
           <w:lang w:val="zh_CN" w:bidi="zh_CN"/>
         </w:rPr>
         <w:t>头上。这是一个记号，表明神拣选了大卫成为</w:t>
       </w:r>
-      <w:r>
-        <w:rPr>
-          <w:lang w:val="zh_CN" w:bidi="zh_CN"/>
-        </w:rPr>
-        <w:t>以色列</w:t>
-      </w:r>
+      <w:hyperlink r:id="rId21">
+        <w:r>
+          <w:rPr>
+            <w:lang w:val="zh_CN" w:bidi="zh_CN"/>
+          </w:rPr>
+          <w:rPr>
+            <w:color w:val="0000EE"/>
+            <w:u w:val="single"/>
+          </w:rPr>
+          <w:t>以色列</w:t>
+        </w:r>
+      </w:hyperlink>
       <w:r>
         <w:rPr>
           <w:lang w:val="zh_CN" w:bidi="zh_CN"/>
@@ -350,12 +428,18 @@
         </w:rPr>
         <w:t>大卫成为最受人喜爱的以色列王。但在大卫之后，又有其他人统治以色列，他们中的许多人不是好王。这些王带领百姓远离神，因此神必须惩罚百姓。以色列国被摧毁，并被其它</w:t>
       </w:r>
-      <w:r>
-        <w:rPr>
-          <w:lang w:val="zh_CN" w:bidi="zh_CN"/>
-        </w:rPr>
-        <w:t>国家</w:t>
-      </w:r>
+      <w:hyperlink r:id="rId22">
+        <w:r>
+          <w:rPr>
+            <w:lang w:val="zh_CN" w:bidi="zh_CN"/>
+          </w:rPr>
+          <w:rPr>
+            <w:color w:val="0000EE"/>
+            <w:u w:val="single"/>
+          </w:rPr>
+          <w:t>国家</w:t>
+        </w:r>
+      </w:hyperlink>
       <w:r>
         <w:rPr>
           <w:lang w:val="zh_CN" w:bidi="zh_CN"/>
@@ -370,11 +454,23 @@
           <w:lang w:val="zh_CN" w:bidi="zh_CN"/>
         </w:rPr>
       </w:r>
-      <w:r>
-        <w:rPr>
-          <w:lang w:val="zh_CN" w:bidi="zh_CN"/>
-        </w:rPr>
-        <w:t>以色列人开始称神应许要差来的这个王为"弥赛亚"，即受膏者。</w:t>
+      <w:hyperlink r:id="rId23">
+        <w:r>
+          <w:rPr>
+            <w:lang w:val="zh_CN" w:bidi="zh_CN"/>
+          </w:rPr>
+          <w:rPr>
+            <w:color w:val="0000EE"/>
+            <w:u w:val="single"/>
+          </w:rPr>
+          <w:t>以色列人</w:t>
+        </w:r>
+      </w:hyperlink>
+      <w:r>
+        <w:rPr>
+          <w:lang w:val="zh_CN" w:bidi="zh_CN"/>
+        </w:rPr>
+        <w:t>开始称神应许要差来的这个王为"弥赛亚"，即受膏者。</w:t>
       </w:r>
     </w:p>
     <w:p>
@@ -401,14 +497,38 @@
         <w:rPr>
           <w:lang w:val="zh_CN" w:bidi="zh_CN"/>
         </w:rPr>
-        <w:t>就是神应许要差来的弥赛亚。耶稣是大卫的后裔。耶稣证明了神借着祂非凡的大能和</w:t>
-      </w:r>
-      <w:r>
-        <w:rPr>
-          <w:lang w:val="zh_CN" w:bidi="zh_CN"/>
-        </w:rPr>
-        <w:t>权柄</w:t>
-      </w:r>
+        <w:t>就是神应许要差来的弥赛亚。耶稣是大卫的</w:t>
+      </w:r>
+      <w:hyperlink r:id="rId24">
+        <w:r>
+          <w:rPr>
+            <w:lang w:val="zh_CN" w:bidi="zh_CN"/>
+          </w:rPr>
+          <w:rPr>
+            <w:color w:val="0000EE"/>
+            <w:u w:val="single"/>
+          </w:rPr>
+          <w:t>后裔</w:t>
+        </w:r>
+      </w:hyperlink>
+      <w:r>
+        <w:rPr>
+          <w:lang w:val="zh_CN" w:bidi="zh_CN"/>
+        </w:rPr>
+        <w:t>。耶稣证明了神借着祂非凡的大能和</w:t>
+      </w:r>
+      <w:hyperlink r:id="rId25">
+        <w:r>
+          <w:rPr>
+            <w:lang w:val="zh_CN" w:bidi="zh_CN"/>
+          </w:rPr>
+          <w:rPr>
+            <w:color w:val="0000EE"/>
+            <w:u w:val="single"/>
+          </w:rPr>
+          <w:t>权柄</w:t>
+        </w:r>
+      </w:hyperlink>
       <w:r>
         <w:rPr>
           <w:lang w:val="zh_CN" w:bidi="zh_CN"/>
@@ -429,24 +549,36 @@
         </w:rPr>
         <w:t>耶稣几乎从不直接地对人们说："我是弥赛亚！"这是因为人们还没有真正知道耶稣是弥赛亚意味着什么。他们错误地相信弥赛亚会恢复以色列</w:t>
       </w:r>
-      <w:r>
-        <w:rPr>
-          <w:lang w:val="zh_CN" w:bidi="zh_CN"/>
-        </w:rPr>
-        <w:t>国</w:t>
-      </w:r>
+      <w:hyperlink r:id="rId26">
+        <w:r>
+          <w:rPr>
+            <w:lang w:val="zh_CN" w:bidi="zh_CN"/>
+          </w:rPr>
+          <w:rPr>
+            <w:color w:val="0000EE"/>
+            <w:u w:val="single"/>
+          </w:rPr>
+          <w:t>国</w:t>
+        </w:r>
+      </w:hyperlink>
       <w:r>
         <w:rPr>
           <w:lang w:val="zh_CN" w:bidi="zh_CN"/>
         </w:rPr>
         <w:t>，并把政治权力交还给他们。 耶稣反而自称是</w:t>
       </w:r>
-      <w:r>
-        <w:rPr>
-          <w:lang w:val="zh_CN" w:bidi="zh_CN"/>
-        </w:rPr>
-        <w:t>人子</w:t>
-      </w:r>
+      <w:hyperlink r:id="rId27">
+        <w:r>
+          <w:rPr>
+            <w:lang w:val="zh_CN" w:bidi="zh_CN"/>
+          </w:rPr>
+          <w:rPr>
+            <w:color w:val="0000EE"/>
+            <w:u w:val="single"/>
+          </w:rPr>
+          <w:t>人子</w:t>
+        </w:r>
+      </w:hyperlink>
       <w:r>
         <w:rPr>
           <w:lang w:val="zh_CN" w:bidi="zh_CN"/>
@@ -467,36 +599,72 @@
         </w:rPr>
         <w:t>耶稣从死里复活后，祂的</w:t>
       </w:r>
-      <w:r>
-        <w:rPr>
-          <w:lang w:val="zh_CN" w:bidi="zh_CN"/>
-        </w:rPr>
-        <w:t>门徒们</w:t>
-      </w:r>
+      <w:hyperlink r:id="rId28">
+        <w:r>
+          <w:rPr>
+            <w:lang w:val="zh_CN" w:bidi="zh_CN"/>
+          </w:rPr>
+          <w:rPr>
+            <w:color w:val="0000EE"/>
+            <w:u w:val="single"/>
+          </w:rPr>
+          <w:t>门徒们</w:t>
+        </w:r>
+      </w:hyperlink>
       <w:r>
         <w:rPr>
           <w:lang w:val="zh_CN" w:bidi="zh_CN"/>
         </w:rPr>
         <w:t>非常确定祂就是弥赛亚，他们开始与其他人分享这个</w:t>
       </w:r>
-      <w:r>
-        <w:rPr>
-          <w:lang w:val="zh_CN" w:bidi="zh_CN"/>
-        </w:rPr>
-        <w:t>好消息</w:t>
-      </w:r>
-      <w:r>
-        <w:rPr>
-          <w:lang w:val="zh_CN" w:bidi="zh_CN"/>
-        </w:rPr>
-        <w:t>。神差来了一位祂的救主！ 但耶稣不是一个只把人们从地上的政权中解救出来的救主。耶稣是救主，祂做了更多的事情，耶稣解救人们脱离</w:t>
-      </w:r>
-      <w:r>
-        <w:rPr>
-          <w:lang w:val="zh_CN" w:bidi="zh_CN"/>
-        </w:rPr>
-        <w:t>罪</w:t>
-      </w:r>
+      <w:hyperlink r:id="rId29">
+        <w:r>
+          <w:rPr>
+            <w:lang w:val="zh_CN" w:bidi="zh_CN"/>
+          </w:rPr>
+          <w:rPr>
+            <w:color w:val="0000EE"/>
+            <w:u w:val="single"/>
+          </w:rPr>
+          <w:t>好消息</w:t>
+        </w:r>
+      </w:hyperlink>
+      <w:r>
+        <w:rPr>
+          <w:lang w:val="zh_CN" w:bidi="zh_CN"/>
+        </w:rPr>
+        <w:t>。神差来了一位祂的</w:t>
+      </w:r>
+      <w:hyperlink r:id="rId17">
+        <w:r>
+          <w:rPr>
+            <w:lang w:val="zh_CN" w:bidi="zh_CN"/>
+          </w:rPr>
+          <w:rPr>
+            <w:color w:val="0000EE"/>
+            <w:u w:val="single"/>
+          </w:rPr>
+          <w:t>救主</w:t>
+        </w:r>
+      </w:hyperlink>
+      <w:r>
+        <w:rPr>
+          <w:lang w:val="zh_CN" w:bidi="zh_CN"/>
+        </w:rPr>
+        <w:t>！ 但耶稣不是一个只把人们从地上的政权中解救出来的救主。耶稣是救主，祂做了更多的事情，耶稣解救人们脱离</w:t>
+      </w:r>
+      <w:hyperlink r:id="rId30">
+        <w:r>
+          <w:rPr>
+            <w:lang w:val="zh_CN" w:bidi="zh_CN"/>
+          </w:rPr>
+          <w:rPr>
+            <w:color w:val="0000EE"/>
+            <w:u w:val="single"/>
+          </w:rPr>
+          <w:t>罪</w:t>
+        </w:r>
+      </w:hyperlink>
       <w:r>
         <w:rPr>
           <w:lang w:val="zh_CN" w:bidi="zh_CN"/>
